--- a/module-2/Ramos_M2.2Assignment.docx
+++ b/module-2/Ramos_M2.2Assignment.docx
@@ -46,7 +46,19 @@
         <w:ind w:firstLine="720"/>
       </w:pPr>
       <w:r>
-        <w:t>As LinkedIn continued to expand, the platform reached a scale where millions of queries were being processed every second on the back-end systems. At the center of these issues was the Leo application, an older monolithic Java system that could only be deployed once every two weeks. While much of the newer development was happening in separate services, Leo was still a critical part of the platform. With more than 100 services running outside of it, the system became increasingly outdated and difficult to maintain, making it clear that changes to the overall architecture were necessary.</w:t>
+        <w:t>As LinkedIn continued to expand, the platform reached a scale where millions of queries were being processed every second on the back-end systems. At the center of these issues was the Leo application, an older</w:t>
+      </w:r>
+      <w:r>
+        <w:t xml:space="preserve">, monolithic Java system that could be deployed only </w:t>
+      </w:r>
+      <w:r>
+        <w:t xml:space="preserve">once every two weeks. While much of the </w:t>
+      </w:r>
+      <w:r>
+        <w:t>new development was happening in separate services, Leo remained</w:t>
+      </w:r>
+      <w:r>
+        <w:t xml:space="preserve"> a critical part of the platform. With more than 100 services running outside of it, the system became increasingly outdated and difficult to maintain, making it clear that changes to the overall architecture were necessary.</w:t>
       </w:r>
     </w:p>
     <w:p>
@@ -69,7 +81,13 @@
         <w:t xml:space="preserve"> needs </w:t>
       </w:r>
       <w:r>
-        <w:t>to succeed, rather than continuing to push new features onto</w:t>
+        <w:t>to succeed</w:t>
+      </w:r>
+      <w:r>
+        <w:t xml:space="preserve"> rather than continue pushing</w:t>
+      </w:r>
+      <w:r>
+        <w:t xml:space="preserve"> new features onto</w:t>
       </w:r>
       <w:r>
         <w:t xml:space="preserve"> unstable systems.</w:t>
@@ -754,6 +772,7 @@
   <w:style w:type="character" w:default="1" w:styleId="DefaultParagraphFont">
     <w:name w:val="Default Paragraph Font"/>
     <w:uiPriority w:val="1"/>
+    <w:semiHidden/>
     <w:unhideWhenUsed/>
   </w:style>
   <w:style w:type="table" w:default="1" w:styleId="TableNormal">
